--- a/javacore/java_core.docx
+++ b/javacore/java_core.docx
@@ -5773,7 +5773,7 @@
           <w:noProof/>
         </w:rPr>
         <w:drawing>
-          <wp:inline distT="0" distB="0" distL="0" distR="0" wp14:anchorId="477CE4A7" wp14:editId="568BD634">
+          <wp:inline distT="0" distB="0" distL="0" distR="0" wp14:anchorId="477CE4A7" wp14:editId="17170C6B">
             <wp:extent cx="5943600" cy="1842135"/>
             <wp:effectExtent l="0" t="0" r="0" b="5715"/>
             <wp:docPr id="465513270" name="Picture 18"/>
@@ -20947,7 +20947,19 @@
         <w:rPr>
           <w:noProof/>
         </w:rPr>
-        <w:t>Stream trong java 8</w:t>
+        <w:t>Stream</w:t>
+      </w:r>
+      <w:r>
+        <w:rPr>
+          <w:noProof/>
+        </w:rPr>
+        <w:t xml:space="preserve"> và stream parallel</w:t>
+      </w:r>
+      <w:r>
+        <w:rPr>
+          <w:noProof/>
+        </w:rPr>
+        <w:t xml:space="preserve"> trong java 8</w:t>
       </w:r>
     </w:p>
     <w:p>
@@ -39723,6 +39735,7 @@
   <w:style w:type="character" w:default="1" w:styleId="DefaultParagraphFont">
     <w:name w:val="Default Paragraph Font"/>
     <w:uiPriority w:val="1"/>
+    <w:semiHidden/>
     <w:unhideWhenUsed/>
   </w:style>
   <w:style w:type="table" w:default="1" w:styleId="TableNormal">
